--- a/skills/phong-dao-tao/assets/ban-cam-ket-thuc-tap-sinh-vien.docx
+++ b/skills/phong-dao-tao/assets/ban-cam-ket-thuc-tap-sinh-vien.docx
@@ -1,5 +1,97 @@
 
-<file path=word/document.xml><?xml version="1.0" encoding="utf-8"?>
+<file path=./[Content_Types].xml><?xml version="1.0" encoding="utf-8"?>
+<Types xmlns="http://schemas.openxmlformats.org/package/2006/content-types">
+  <Default Extension="rels" ContentType="application/vnd.openxmlformats-package.relationships+xml"/>
+  <Default Extension="xml" ContentType="application/xml"/>
+  <Override PartName="/customXml/itemProps1.xml" ContentType="application/vnd.openxmlformats-officedocument.customXmlProperties+xml"/>
+  <Override PartName="/word/document.xml" ContentType="application/vnd.openxmlformats-officedocument.wordprocessingml.document.main+xml"/>
+  <Override PartName="/word/numbering.xml" ContentType="application/vnd.openxmlformats-officedocument.wordprocessingml.numbering+xml"/>
+  <Override PartName="/word/styles.xml" ContentType="application/vnd.openxmlformats-officedocument.wordprocessingml.styles+xml"/>
+  <Override PartName="/docProps/app.xml" ContentType="application/vnd.openxmlformats-officedocument.extended-properties+xml"/>
+  <Override PartName="/word/settings.xml" ContentType="application/vnd.openxmlformats-officedocument.wordprocessingml.settings+xml"/>
+  <Override PartName="/word/theme/theme1.xml" ContentType="application/vnd.openxmlformats-officedocument.theme+xml"/>
+  <Override PartName="/word/fontTable.xml" ContentType="application/vnd.openxmlformats-officedocument.wordprocessingml.fontTable+xml"/>
+  <Override PartName="/word/webSettings.xml" ContentType="application/vnd.openxmlformats-officedocument.wordprocessingml.webSettings+xml"/>
+  <Override PartName="/docProps/core.xml" ContentType="application/vnd.openxmlformats-package.core-properties+xml"/>
+  <Override PartName="/docProps/custom.xml" ContentType="application/vnd.openxmlformats-officedocument.custom-properties+xml"/>
+</Types>
+</file>
+
+<file path=./customXml/item1.xml><?xml version="1.0" encoding="utf-8"?>
+<b:Sources xmlns:b="http://schemas.openxmlformats.org/officeDocument/2006/bibliography" xmlns="http://schemas.openxmlformats.org/officeDocument/2006/bibliography" SelectedStyle="\APA.XSL" StyleName="APA"/>
+</file>
+
+<file path=./customXml/itemProps1.xml><?xml version="1.0" encoding="utf-8"?>
+<ds:datastoreItem xmlns:ds="http://schemas.openxmlformats.org/officeDocument/2006/customXml" ds:itemID="{0C722BF9-CEBD-4C8A-9979-B0794D071BD0}">
+  <ds:schemaRefs>
+    <ds:schemaRef ds:uri="http://schemas.openxmlformats.org/officeDocument/2006/bibliography"/>
+  </ds:schemaRefs>
+</ds:datastoreItem>
+</file>
+
+<file path=./docProps/app.xml><?xml version="1.0" encoding="utf-8"?>
+<Properties xmlns="http://schemas.openxmlformats.org/officeDocument/2006/extended-properties" xmlns:vt="http://schemas.openxmlformats.org/officeDocument/2006/docPropsVTypes">
+  <Template>Normal</Template>
+  <TotalTime>201</TotalTime>
+  <Pages>1</Pages>
+  <Words>251</Words>
+  <Characters>1435</Characters>
+  <Application>Microsoft Office Word</Application>
+  <DocSecurity>0</DocSecurity>
+  <Lines>11</Lines>
+  <Paragraphs>3</Paragraphs>
+  <ScaleCrop>false</ScaleCrop>
+  <HeadingPairs>
+    <vt:vector size="2" baseType="variant">
+      <vt:variant>
+        <vt:lpstr>Title</vt:lpstr>
+      </vt:variant>
+      <vt:variant>
+        <vt:i4>1</vt:i4>
+      </vt:variant>
+    </vt:vector>
+  </HeadingPairs>
+  <TitlesOfParts>
+    <vt:vector size="1" baseType="lpstr">
+      <vt:lpstr/>
+    </vt:vector>
+  </TitlesOfParts>
+  <Company>Microsoft</Company>
+  <LinksUpToDate>false</LinksUpToDate>
+  <CharactersWithSpaces>1683</CharactersWithSpaces>
+  <SharedDoc>false</SharedDoc>
+  <HyperlinksChanged>false</HyperlinksChanged>
+  <AppVersion>12.0000</AppVersion>
+</Properties>
+</file>
+
+<file path=./docProps/core.xml><?xml version="1.0" encoding="utf-8"?>
+<cp:coreProperties xmlns:cp="http://schemas.openxmlformats.org/package/2006/metadata/core-properties" xmlns:dc="http://purl.org/dc/elements/1.1/" xmlns:dcterms="http://purl.org/dc/terms/" xmlns:dcmitype="http://purl.org/dc/dcmitype/" xmlns:xsi="http://www.w3.org/2001/XMLSchema-instance">
+  <dc:title/>
+  <dc:subject/>
+  <dc:creator>Tien Ich May Tinh</dc:creator>
+  <cp:keywords/>
+  <dc:description/>
+  <cp:lastModifiedBy>Tien Ich May Tinh</cp:lastModifiedBy>
+  <cp:revision>65</cp:revision>
+  <cp:lastPrinted>2025-08-28T01:20:00Z</cp:lastPrinted>
+  <dcterms:created xsi:type="dcterms:W3CDTF">2019-09-04T01:45:00Z</dcterms:created>
+  <dcterms:modified xsi:type="dcterms:W3CDTF">2025-12-31T06:54:00Z</dcterms:modified>
+</cp:coreProperties>
+</file>
+
+<file path=./docProps/custom.xml><?xml version="1.0" encoding="utf-8"?>
+<op:Properties xmlns:op="http://schemas.openxmlformats.org/officeDocument/2006/custom-properties">
+  <op:property fmtid="{D5CDD505-2E9C-101B-9397-08002B2CF9AE}" pid="2" name="OfficeCLI.Version">
+    <vt:lpwstr xmlns:vt="http://schemas.openxmlformats.org/officeDocument/2006/docPropsVTypes">1.0.136</vt:lpwstr>
+  </op:property>
+  <op:property fmtid="{D5CDD505-2E9C-101B-9397-08002B2CF9AE}" pid="3" name="OfficeCLI.LastModified">
+    <vt:lpwstr xmlns:vt="http://schemas.openxmlformats.org/officeDocument/2006/docPropsVTypes">2026-07-18T05:03:12Z</vt:lpwstr>
+  </op:property>
+</op:Properties>
+</file>
+
+<file path=./word/document.xml><?xml version="1.0" encoding="utf-8"?>
 <w:document xmlns:ve="http://schemas.openxmlformats.org/markup-compatibility/2006" xmlns:o="urn:schemas-microsoft-com:office:office" xmlns:r="http://schemas.openxmlformats.org/officeDocument/2006/relationships" xmlns:m="http://schemas.openxmlformats.org/officeDocument/2006/math" xmlns:v="urn:schemas-microsoft-com:vml" xmlns:wp="http://schemas.openxmlformats.org/drawingml/2006/wordprocessingDrawing" xmlns:w10="urn:schemas-microsoft-com:office:word" xmlns:w="http://schemas.openxmlformats.org/wordprocessingml/2006/main" xmlns:wne="http://schemas.microsoft.com/office/word/2006/wordml" xmlns:mc="http://schemas.openxmlformats.org/markup-compatibility/2006" xmlns:w14="http://schemas.microsoft.com/office/word/2010/wordml">
   <w:body>
     <w:tbl>
@@ -2103,7 +2195,37 @@
 </w:document>
 </file>
 
-<file path=word/numbering.xml><?xml version="1.0" encoding="utf-8"?>
+<file path=./word/fontTable.xml><?xml version="1.0" encoding="utf-8"?>
+<w:fonts xmlns:r="http://schemas.openxmlformats.org/officeDocument/2006/relationships" xmlns:w="http://schemas.openxmlformats.org/wordprocessingml/2006/main">
+  <w:font w:name="Times New Roman">
+    <w:panose1 w:val="02020603050405020304"/>
+    <w:family w:val="roman"/>
+    <w:pitch w:val="variable"/>
+    <w:sig w:usb0="E0002AFF" w:usb1="C0007841" w:usb2="00000009" w:usb3="00000000" w:csb0="000001FF" w:csb1="00000000"/>
+  </w:font>
+  <w:font w:name="Calibri">
+    <w:panose1 w:val="020F0502020204030204"/>
+    <w:family w:val="swiss"/>
+    <w:pitch w:val="variable"/>
+    <w:sig w:usb0="E10002FF" w:usb1="4000ACFF" w:usb2="00000009" w:usb3="00000000" w:csb0="0000019F" w:csb1="00000000"/>
+  </w:font>
+  <w:font w:name="Tahoma">
+    <w:panose1 w:val="020B0604030504040204"/>
+    <w:family w:val="swiss"/>
+    <w:notTrueType/>
+    <w:pitch w:val="variable"/>
+    <w:sig w:usb0="00000003" w:usb1="00000000" w:usb2="00000000" w:usb3="00000000" w:csb0="00000001" w:csb1="00000000"/>
+  </w:font>
+  <w:font w:name="Cambria">
+    <w:panose1 w:val="02040503050406030204"/>
+    <w:family w:val="roman"/>
+    <w:pitch w:val="variable"/>
+    <w:sig w:usb0="E00002FF" w:usb1="400004FF" w:usb2="00000000" w:usb3="00000000" w:csb0="0000019F" w:csb1="00000000"/>
+  </w:font>
+</w:fonts>
+</file>
+
+<file path=./word/numbering.xml><?xml version="1.0" encoding="utf-8"?>
 <w:numbering xmlns:ve="http://schemas.openxmlformats.org/markup-compatibility/2006" xmlns:o="urn:schemas-microsoft-com:office:office" xmlns:r="http://schemas.openxmlformats.org/officeDocument/2006/relationships" xmlns:m="http://schemas.openxmlformats.org/officeDocument/2006/math" xmlns:v="urn:schemas-microsoft-com:vml" xmlns:wp="http://schemas.openxmlformats.org/drawingml/2006/wordprocessingDrawing" xmlns:w10="urn:schemas-microsoft-com:office:word" xmlns:w="http://schemas.openxmlformats.org/wordprocessingml/2006/main" xmlns:wne="http://schemas.microsoft.com/office/word/2006/wordml">
   <w:abstractNum w:abstractNumId="0">
     <w:nsid w:val="36DF47A6"/>
@@ -2293,7 +2415,142 @@
 </w:numbering>
 </file>
 
-<file path=word/styles.xml><?xml version="1.0" encoding="utf-8"?>
+<file path=./word/settings.xml><?xml version="1.0" encoding="utf-8"?>
+<w:settings xmlns:o="urn:schemas-microsoft-com:office:office" xmlns:r="http://schemas.openxmlformats.org/officeDocument/2006/relationships" xmlns:m="http://schemas.openxmlformats.org/officeDocument/2006/math" xmlns:v="urn:schemas-microsoft-com:vml" xmlns:w10="urn:schemas-microsoft-com:office:word" xmlns:w="http://schemas.openxmlformats.org/wordprocessingml/2006/main" xmlns:sl="http://schemas.openxmlformats.org/schemaLibrary/2006/main">
+  <w:zoom w:percent="100"/>
+  <w:proofState w:grammar="clean"/>
+  <w:defaultTabStop w:val="720"/>
+  <w:characterSpacingControl w:val="doNotCompress"/>
+  <w:compat>
+    <w:useFELayout/>
+  </w:compat>
+  <w:rsids>
+    <w:rsidRoot w:val="00D85915"/>
+    <w:rsid w:val="000333AE"/>
+    <w:rsid w:val="0005339B"/>
+    <w:rsid w:val="00070843"/>
+    <w:rsid w:val="000C6B30"/>
+    <w:rsid w:val="000D61B2"/>
+    <w:rsid w:val="00107956"/>
+    <w:rsid w:val="001371F9"/>
+    <w:rsid w:val="00156295"/>
+    <w:rsid w:val="001C15A9"/>
+    <w:rsid w:val="00236508"/>
+    <w:rsid w:val="00245EEF"/>
+    <w:rsid w:val="00250B51"/>
+    <w:rsid w:val="00264409"/>
+    <w:rsid w:val="00272E59"/>
+    <w:rsid w:val="002A3738"/>
+    <w:rsid w:val="002D00E0"/>
+    <w:rsid w:val="0034627C"/>
+    <w:rsid w:val="00347588"/>
+    <w:rsid w:val="003605D7"/>
+    <w:rsid w:val="00372407"/>
+    <w:rsid w:val="00393724"/>
+    <w:rsid w:val="00397BC2"/>
+    <w:rsid w:val="003A53BD"/>
+    <w:rsid w:val="004C42F8"/>
+    <w:rsid w:val="004F3E04"/>
+    <w:rsid w:val="00506F22"/>
+    <w:rsid w:val="00572FD9"/>
+    <w:rsid w:val="005B68A5"/>
+    <w:rsid w:val="005C3FFB"/>
+    <w:rsid w:val="005E00E9"/>
+    <w:rsid w:val="005F0260"/>
+    <w:rsid w:val="006028C1"/>
+    <w:rsid w:val="00610BD6"/>
+    <w:rsid w:val="006532E9"/>
+    <w:rsid w:val="00681E04"/>
+    <w:rsid w:val="00692C6C"/>
+    <w:rsid w:val="0069678B"/>
+    <w:rsid w:val="006A19CA"/>
+    <w:rsid w:val="006A1DD1"/>
+    <w:rsid w:val="006A3A8F"/>
+    <w:rsid w:val="006C32DF"/>
+    <w:rsid w:val="006E649E"/>
+    <w:rsid w:val="007078B0"/>
+    <w:rsid w:val="007B5199"/>
+    <w:rsid w:val="007D7866"/>
+    <w:rsid w:val="007E4281"/>
+    <w:rsid w:val="00813E3B"/>
+    <w:rsid w:val="00840196"/>
+    <w:rsid w:val="00861637"/>
+    <w:rsid w:val="008626FD"/>
+    <w:rsid w:val="00954885"/>
+    <w:rsid w:val="009710F0"/>
+    <w:rsid w:val="009A4790"/>
+    <w:rsid w:val="009C3F97"/>
+    <w:rsid w:val="009E20DE"/>
+    <w:rsid w:val="00A00891"/>
+    <w:rsid w:val="00A12F50"/>
+    <w:rsid w:val="00A23499"/>
+    <w:rsid w:val="00A439F6"/>
+    <w:rsid w:val="00A62393"/>
+    <w:rsid w:val="00A71513"/>
+    <w:rsid w:val="00A86FF4"/>
+    <w:rsid w:val="00A9055C"/>
+    <w:rsid w:val="00AB5660"/>
+    <w:rsid w:val="00AD57C4"/>
+    <w:rsid w:val="00B50CC3"/>
+    <w:rsid w:val="00B74376"/>
+    <w:rsid w:val="00B808A1"/>
+    <w:rsid w:val="00C062C3"/>
+    <w:rsid w:val="00C51FB1"/>
+    <w:rsid w:val="00C63C99"/>
+    <w:rsid w:val="00C93E48"/>
+    <w:rsid w:val="00CE3788"/>
+    <w:rsid w:val="00CE61AA"/>
+    <w:rsid w:val="00D0577C"/>
+    <w:rsid w:val="00D232A0"/>
+    <w:rsid w:val="00D25A14"/>
+    <w:rsid w:val="00D523E9"/>
+    <w:rsid w:val="00D85915"/>
+    <w:rsid w:val="00DA08B5"/>
+    <w:rsid w:val="00E87D79"/>
+    <w:rsid w:val="00E91642"/>
+    <w:rsid w:val="00E931FA"/>
+    <w:rsid w:val="00EA4BCF"/>
+    <w:rsid w:val="00EC2D55"/>
+    <w:rsid w:val="00EE7840"/>
+    <w:rsid w:val="00EF1EC7"/>
+    <w:rsid w:val="00EF2CB6"/>
+    <w:rsid w:val="00EF42CD"/>
+    <w:rsid w:val="00F02C34"/>
+    <w:rsid w:val="00F32399"/>
+    <w:rsid w:val="00FA1176"/>
+    <w:rsid w:val="00FB777A"/>
+  </w:rsids>
+  <m:mathPr>
+    <m:mathFont m:val="Cambria Math"/>
+    <m:brkBin m:val="before"/>
+    <m:brkBinSub m:val="--"/>
+    <m:smallFrac m:val="off"/>
+    <m:dispDef/>
+    <m:lMargin m:val="0"/>
+    <m:rMargin m:val="0"/>
+    <m:defJc m:val="centerGroup"/>
+    <m:wrapIndent m:val="1440"/>
+    <m:intLim m:val="subSup"/>
+    <m:naryLim m:val="undOvr"/>
+  </m:mathPr>
+  <w:themeFontLang w:val="en-US"/>
+  <w:clrSchemeMapping w:bg1="light1" w:t1="dark1" w:bg2="light2" w:t2="dark2" w:accent1="accent1" w:accent2="accent2" w:accent3="accent3" w:accent4="accent4" w:accent5="accent5" w:accent6="accent6" w:hyperlink="hyperlink" w:followedHyperlink="followedHyperlink"/>
+  <w:shapeDefaults>
+    <o:shapedefaults v:ext="edit" spidmax="39938"/>
+    <o:shapelayout v:ext="edit">
+      <o:idmap v:ext="edit" data="1"/>
+      <o:rules v:ext="edit">
+        <o:r id="V:Rule3" type="connector" idref="#_x0000_s1031"/>
+        <o:r id="V:Rule4" type="connector" idref="#_x0000_s1032"/>
+      </o:rules>
+    </o:shapelayout>
+  </w:shapeDefaults>
+  <w:decimalSymbol w:val="."/>
+  <w:listSeparator w:val=","/>
+</w:settings>
+</file>
+
+<file path=./word/styles.xml><?xml version="1.0" encoding="utf-8"?>
 <w:styles xmlns:r="http://schemas.openxmlformats.org/officeDocument/2006/relationships" xmlns:w="http://schemas.openxmlformats.org/wordprocessingml/2006/main">
   <w:docDefaults>
     <w:rPrDefault>
@@ -2566,7 +2823,7 @@
 </w:styles>
 </file>
 
-<file path=word/theme/theme1.xml><?xml version="1.0" encoding="utf-8"?>
+<file path=./word/theme/theme1.xml><?xml version="1.0" encoding="utf-8"?>
 <a:theme xmlns:a="http://schemas.openxmlformats.org/drawingml/2006/main" name="Office Theme">
   <a:themeElements>
     <a:clrScheme name="Office">
@@ -2849,14 +3106,10 @@
 </a:theme>
 </file>
 
-<file path=customXml/item1.xml><?xml version="1.0" encoding="utf-8"?>
-<b:Sources xmlns:b="http://schemas.openxmlformats.org/officeDocument/2006/bibliography" xmlns="http://schemas.openxmlformats.org/officeDocument/2006/bibliography" SelectedStyle="\APA.XSL" StyleName="APA"/>
-</file>
-
-<file path=customXml/itemProps1.xml><?xml version="1.0" encoding="utf-8"?>
-<ds:datastoreItem xmlns:ds="http://schemas.openxmlformats.org/officeDocument/2006/customXml" ds:itemID="{0C722BF9-CEBD-4C8A-9979-B0794D071BD0}">
-  <ds:schemaRefs>
-    <ds:schemaRef ds:uri="http://schemas.openxmlformats.org/officeDocument/2006/bibliography"/>
-  </ds:schemaRefs>
-</ds:datastoreItem>
+<file path=./word/webSettings.xml><?xml version="1.0" encoding="utf-8"?>
+<w:webSettings xmlns:r="http://schemas.openxmlformats.org/officeDocument/2006/relationships" xmlns:w="http://schemas.openxmlformats.org/wordprocessingml/2006/main">
+  <w:optimizeForBrowser/>
+  <w:relyOnVML/>
+  <w:allowPNG/>
+</w:webSettings>
 </file>
--- a/skills/phong-dao-tao/assets/ban-cam-ket-thuc-tap-sinh-vien.docx
+++ b/skills/phong-dao-tao/assets/ban-cam-ket-thuc-tap-sinh-vien.docx
@@ -1,97 +1,5 @@
 
-<file path=./[Content_Types].xml><?xml version="1.0" encoding="utf-8"?>
-<Types xmlns="http://schemas.openxmlformats.org/package/2006/content-types">
-  <Default Extension="rels" ContentType="application/vnd.openxmlformats-package.relationships+xml"/>
-  <Default Extension="xml" ContentType="application/xml"/>
-  <Override PartName="/customXml/itemProps1.xml" ContentType="application/vnd.openxmlformats-officedocument.customXmlProperties+xml"/>
-  <Override PartName="/word/document.xml" ContentType="application/vnd.openxmlformats-officedocument.wordprocessingml.document.main+xml"/>
-  <Override PartName="/word/numbering.xml" ContentType="application/vnd.openxmlformats-officedocument.wordprocessingml.numbering+xml"/>
-  <Override PartName="/word/styles.xml" ContentType="application/vnd.openxmlformats-officedocument.wordprocessingml.styles+xml"/>
-  <Override PartName="/docProps/app.xml" ContentType="application/vnd.openxmlformats-officedocument.extended-properties+xml"/>
-  <Override PartName="/word/settings.xml" ContentType="application/vnd.openxmlformats-officedocument.wordprocessingml.settings+xml"/>
-  <Override PartName="/word/theme/theme1.xml" ContentType="application/vnd.openxmlformats-officedocument.theme+xml"/>
-  <Override PartName="/word/fontTable.xml" ContentType="application/vnd.openxmlformats-officedocument.wordprocessingml.fontTable+xml"/>
-  <Override PartName="/word/webSettings.xml" ContentType="application/vnd.openxmlformats-officedocument.wordprocessingml.webSettings+xml"/>
-  <Override PartName="/docProps/core.xml" ContentType="application/vnd.openxmlformats-package.core-properties+xml"/>
-  <Override PartName="/docProps/custom.xml" ContentType="application/vnd.openxmlformats-officedocument.custom-properties+xml"/>
-</Types>
-</file>
-
-<file path=./customXml/item1.xml><?xml version="1.0" encoding="utf-8"?>
-<b:Sources xmlns:b="http://schemas.openxmlformats.org/officeDocument/2006/bibliography" xmlns="http://schemas.openxmlformats.org/officeDocument/2006/bibliography" SelectedStyle="\APA.XSL" StyleName="APA"/>
-</file>
-
-<file path=./customXml/itemProps1.xml><?xml version="1.0" encoding="utf-8"?>
-<ds:datastoreItem xmlns:ds="http://schemas.openxmlformats.org/officeDocument/2006/customXml" ds:itemID="{0C722BF9-CEBD-4C8A-9979-B0794D071BD0}">
-  <ds:schemaRefs>
-    <ds:schemaRef ds:uri="http://schemas.openxmlformats.org/officeDocument/2006/bibliography"/>
-  </ds:schemaRefs>
-</ds:datastoreItem>
-</file>
-
-<file path=./docProps/app.xml><?xml version="1.0" encoding="utf-8"?>
-<Properties xmlns="http://schemas.openxmlformats.org/officeDocument/2006/extended-properties" xmlns:vt="http://schemas.openxmlformats.org/officeDocument/2006/docPropsVTypes">
-  <Template>Normal</Template>
-  <TotalTime>201</TotalTime>
-  <Pages>1</Pages>
-  <Words>251</Words>
-  <Characters>1435</Characters>
-  <Application>Microsoft Office Word</Application>
-  <DocSecurity>0</DocSecurity>
-  <Lines>11</Lines>
-  <Paragraphs>3</Paragraphs>
-  <ScaleCrop>false</ScaleCrop>
-  <HeadingPairs>
-    <vt:vector size="2" baseType="variant">
-      <vt:variant>
-        <vt:lpstr>Title</vt:lpstr>
-      </vt:variant>
-      <vt:variant>
-        <vt:i4>1</vt:i4>
-      </vt:variant>
-    </vt:vector>
-  </HeadingPairs>
-  <TitlesOfParts>
-    <vt:vector size="1" baseType="lpstr">
-      <vt:lpstr/>
-    </vt:vector>
-  </TitlesOfParts>
-  <Company>Microsoft</Company>
-  <LinksUpToDate>false</LinksUpToDate>
-  <CharactersWithSpaces>1683</CharactersWithSpaces>
-  <SharedDoc>false</SharedDoc>
-  <HyperlinksChanged>false</HyperlinksChanged>
-  <AppVersion>12.0000</AppVersion>
-</Properties>
-</file>
-
-<file path=./docProps/core.xml><?xml version="1.0" encoding="utf-8"?>
-<cp:coreProperties xmlns:cp="http://schemas.openxmlformats.org/package/2006/metadata/core-properties" xmlns:dc="http://purl.org/dc/elements/1.1/" xmlns:dcterms="http://purl.org/dc/terms/" xmlns:dcmitype="http://purl.org/dc/dcmitype/" xmlns:xsi="http://www.w3.org/2001/XMLSchema-instance">
-  <dc:title/>
-  <dc:subject/>
-  <dc:creator>Tien Ich May Tinh</dc:creator>
-  <cp:keywords/>
-  <dc:description/>
-  <cp:lastModifiedBy>Tien Ich May Tinh</cp:lastModifiedBy>
-  <cp:revision>65</cp:revision>
-  <cp:lastPrinted>2025-08-28T01:20:00Z</cp:lastPrinted>
-  <dcterms:created xsi:type="dcterms:W3CDTF">2019-09-04T01:45:00Z</dcterms:created>
-  <dcterms:modified xsi:type="dcterms:W3CDTF">2025-12-31T06:54:00Z</dcterms:modified>
-</cp:coreProperties>
-</file>
-
-<file path=./docProps/custom.xml><?xml version="1.0" encoding="utf-8"?>
-<op:Properties xmlns:op="http://schemas.openxmlformats.org/officeDocument/2006/custom-properties">
-  <op:property fmtid="{D5CDD505-2E9C-101B-9397-08002B2CF9AE}" pid="2" name="OfficeCLI.Version">
-    <vt:lpwstr xmlns:vt="http://schemas.openxmlformats.org/officeDocument/2006/docPropsVTypes">1.0.136</vt:lpwstr>
-  </op:property>
-  <op:property fmtid="{D5CDD505-2E9C-101B-9397-08002B2CF9AE}" pid="3" name="OfficeCLI.LastModified">
-    <vt:lpwstr xmlns:vt="http://schemas.openxmlformats.org/officeDocument/2006/docPropsVTypes">2026-07-18T05:03:12Z</vt:lpwstr>
-  </op:property>
-</op:Properties>
-</file>
-
-<file path=./word/document.xml><?xml version="1.0" encoding="utf-8"?>
+<file path=word/document.xml><?xml version="1.0" encoding="utf-8"?>
 <w:document xmlns:ve="http://schemas.openxmlformats.org/markup-compatibility/2006" xmlns:o="urn:schemas-microsoft-com:office:office" xmlns:r="http://schemas.openxmlformats.org/officeDocument/2006/relationships" xmlns:m="http://schemas.openxmlformats.org/officeDocument/2006/math" xmlns:v="urn:schemas-microsoft-com:vml" xmlns:wp="http://schemas.openxmlformats.org/drawingml/2006/wordprocessingDrawing" xmlns:w10="urn:schemas-microsoft-com:office:word" xmlns:w="http://schemas.openxmlformats.org/wordprocessingml/2006/main" xmlns:wne="http://schemas.microsoft.com/office/word/2006/wordml" xmlns:mc="http://schemas.openxmlformats.org/markup-compatibility/2006" xmlns:w14="http://schemas.microsoft.com/office/word/2010/wordml">
   <w:body>
     <w:tbl>
@@ -2195,37 +2103,7 @@
 </w:document>
 </file>
 
-<file path=./word/fontTable.xml><?xml version="1.0" encoding="utf-8"?>
-<w:fonts xmlns:r="http://schemas.openxmlformats.org/officeDocument/2006/relationships" xmlns:w="http://schemas.openxmlformats.org/wordprocessingml/2006/main">
-  <w:font w:name="Times New Roman">
-    <w:panose1 w:val="02020603050405020304"/>
-    <w:family w:val="roman"/>
-    <w:pitch w:val="variable"/>
-    <w:sig w:usb0="E0002AFF" w:usb1="C0007841" w:usb2="00000009" w:usb3="00000000" w:csb0="000001FF" w:csb1="00000000"/>
-  </w:font>
-  <w:font w:name="Calibri">
-    <w:panose1 w:val="020F0502020204030204"/>
-    <w:family w:val="swiss"/>
-    <w:pitch w:val="variable"/>
-    <w:sig w:usb0="E10002FF" w:usb1="4000ACFF" w:usb2="00000009" w:usb3="00000000" w:csb0="0000019F" w:csb1="00000000"/>
-  </w:font>
-  <w:font w:name="Tahoma">
-    <w:panose1 w:val="020B0604030504040204"/>
-    <w:family w:val="swiss"/>
-    <w:notTrueType/>
-    <w:pitch w:val="variable"/>
-    <w:sig w:usb0="00000003" w:usb1="00000000" w:usb2="00000000" w:usb3="00000000" w:csb0="00000001" w:csb1="00000000"/>
-  </w:font>
-  <w:font w:name="Cambria">
-    <w:panose1 w:val="02040503050406030204"/>
-    <w:family w:val="roman"/>
-    <w:pitch w:val="variable"/>
-    <w:sig w:usb0="E00002FF" w:usb1="400004FF" w:usb2="00000000" w:usb3="00000000" w:csb0="0000019F" w:csb1="00000000"/>
-  </w:font>
-</w:fonts>
-</file>
-
-<file path=./word/numbering.xml><?xml version="1.0" encoding="utf-8"?>
+<file path=word/numbering.xml><?xml version="1.0" encoding="utf-8"?>
 <w:numbering xmlns:ve="http://schemas.openxmlformats.org/markup-compatibility/2006" xmlns:o="urn:schemas-microsoft-com:office:office" xmlns:r="http://schemas.openxmlformats.org/officeDocument/2006/relationships" xmlns:m="http://schemas.openxmlformats.org/officeDocument/2006/math" xmlns:v="urn:schemas-microsoft-com:vml" xmlns:wp="http://schemas.openxmlformats.org/drawingml/2006/wordprocessingDrawing" xmlns:w10="urn:schemas-microsoft-com:office:word" xmlns:w="http://schemas.openxmlformats.org/wordprocessingml/2006/main" xmlns:wne="http://schemas.microsoft.com/office/word/2006/wordml">
   <w:abstractNum w:abstractNumId="0">
     <w:nsid w:val="36DF47A6"/>
@@ -2415,142 +2293,7 @@
 </w:numbering>
 </file>
 
-<file path=./word/settings.xml><?xml version="1.0" encoding="utf-8"?>
-<w:settings xmlns:o="urn:schemas-microsoft-com:office:office" xmlns:r="http://schemas.openxmlformats.org/officeDocument/2006/relationships" xmlns:m="http://schemas.openxmlformats.org/officeDocument/2006/math" xmlns:v="urn:schemas-microsoft-com:vml" xmlns:w10="urn:schemas-microsoft-com:office:word" xmlns:w="http://schemas.openxmlformats.org/wordprocessingml/2006/main" xmlns:sl="http://schemas.openxmlformats.org/schemaLibrary/2006/main">
-  <w:zoom w:percent="100"/>
-  <w:proofState w:grammar="clean"/>
-  <w:defaultTabStop w:val="720"/>
-  <w:characterSpacingControl w:val="doNotCompress"/>
-  <w:compat>
-    <w:useFELayout/>
-  </w:compat>
-  <w:rsids>
-    <w:rsidRoot w:val="00D85915"/>
-    <w:rsid w:val="000333AE"/>
-    <w:rsid w:val="0005339B"/>
-    <w:rsid w:val="00070843"/>
-    <w:rsid w:val="000C6B30"/>
-    <w:rsid w:val="000D61B2"/>
-    <w:rsid w:val="00107956"/>
-    <w:rsid w:val="001371F9"/>
-    <w:rsid w:val="00156295"/>
-    <w:rsid w:val="001C15A9"/>
-    <w:rsid w:val="00236508"/>
-    <w:rsid w:val="00245EEF"/>
-    <w:rsid w:val="00250B51"/>
-    <w:rsid w:val="00264409"/>
-    <w:rsid w:val="00272E59"/>
-    <w:rsid w:val="002A3738"/>
-    <w:rsid w:val="002D00E0"/>
-    <w:rsid w:val="0034627C"/>
-    <w:rsid w:val="00347588"/>
-    <w:rsid w:val="003605D7"/>
-    <w:rsid w:val="00372407"/>
-    <w:rsid w:val="00393724"/>
-    <w:rsid w:val="00397BC2"/>
-    <w:rsid w:val="003A53BD"/>
-    <w:rsid w:val="004C42F8"/>
-    <w:rsid w:val="004F3E04"/>
-    <w:rsid w:val="00506F22"/>
-    <w:rsid w:val="00572FD9"/>
-    <w:rsid w:val="005B68A5"/>
-    <w:rsid w:val="005C3FFB"/>
-    <w:rsid w:val="005E00E9"/>
-    <w:rsid w:val="005F0260"/>
-    <w:rsid w:val="006028C1"/>
-    <w:rsid w:val="00610BD6"/>
-    <w:rsid w:val="006532E9"/>
-    <w:rsid w:val="00681E04"/>
-    <w:rsid w:val="00692C6C"/>
-    <w:rsid w:val="0069678B"/>
-    <w:rsid w:val="006A19CA"/>
-    <w:rsid w:val="006A1DD1"/>
-    <w:rsid w:val="006A3A8F"/>
-    <w:rsid w:val="006C32DF"/>
-    <w:rsid w:val="006E649E"/>
-    <w:rsid w:val="007078B0"/>
-    <w:rsid w:val="007B5199"/>
-    <w:rsid w:val="007D7866"/>
-    <w:rsid w:val="007E4281"/>
-    <w:rsid w:val="00813E3B"/>
-    <w:rsid w:val="00840196"/>
-    <w:rsid w:val="00861637"/>
-    <w:rsid w:val="008626FD"/>
-    <w:rsid w:val="00954885"/>
-    <w:rsid w:val="009710F0"/>
-    <w:rsid w:val="009A4790"/>
-    <w:rsid w:val="009C3F97"/>
-    <w:rsid w:val="009E20DE"/>
-    <w:rsid w:val="00A00891"/>
-    <w:rsid w:val="00A12F50"/>
-    <w:rsid w:val="00A23499"/>
-    <w:rsid w:val="00A439F6"/>
-    <w:rsid w:val="00A62393"/>
-    <w:rsid w:val="00A71513"/>
-    <w:rsid w:val="00A86FF4"/>
-    <w:rsid w:val="00A9055C"/>
-    <w:rsid w:val="00AB5660"/>
-    <w:rsid w:val="00AD57C4"/>
-    <w:rsid w:val="00B50CC3"/>
-    <w:rsid w:val="00B74376"/>
-    <w:rsid w:val="00B808A1"/>
-    <w:rsid w:val="00C062C3"/>
-    <w:rsid w:val="00C51FB1"/>
-    <w:rsid w:val="00C63C99"/>
-    <w:rsid w:val="00C93E48"/>
-    <w:rsid w:val="00CE3788"/>
-    <w:rsid w:val="00CE61AA"/>
-    <w:rsid w:val="00D0577C"/>
-    <w:rsid w:val="00D232A0"/>
-    <w:rsid w:val="00D25A14"/>
-    <w:rsid w:val="00D523E9"/>
-    <w:rsid w:val="00D85915"/>
-    <w:rsid w:val="00DA08B5"/>
-    <w:rsid w:val="00E87D79"/>
-    <w:rsid w:val="00E91642"/>
-    <w:rsid w:val="00E931FA"/>
-    <w:rsid w:val="00EA4BCF"/>
-    <w:rsid w:val="00EC2D55"/>
-    <w:rsid w:val="00EE7840"/>
-    <w:rsid w:val="00EF1EC7"/>
-    <w:rsid w:val="00EF2CB6"/>
-    <w:rsid w:val="00EF42CD"/>
-    <w:rsid w:val="00F02C34"/>
-    <w:rsid w:val="00F32399"/>
-    <w:rsid w:val="00FA1176"/>
-    <w:rsid w:val="00FB777A"/>
-  </w:rsids>
-  <m:mathPr>
-    <m:mathFont m:val="Cambria Math"/>
-    <m:brkBin m:val="before"/>
-    <m:brkBinSub m:val="--"/>
-    <m:smallFrac m:val="off"/>
-    <m:dispDef/>
-    <m:lMargin m:val="0"/>
-    <m:rMargin m:val="0"/>
-    <m:defJc m:val="centerGroup"/>
-    <m:wrapIndent m:val="1440"/>
-    <m:intLim m:val="subSup"/>
-    <m:naryLim m:val="undOvr"/>
-  </m:mathPr>
-  <w:themeFontLang w:val="en-US"/>
-  <w:clrSchemeMapping w:bg1="light1" w:t1="dark1" w:bg2="light2" w:t2="dark2" w:accent1="accent1" w:accent2="accent2" w:accent3="accent3" w:accent4="accent4" w:accent5="accent5" w:accent6="accent6" w:hyperlink="hyperlink" w:followedHyperlink="followedHyperlink"/>
-  <w:shapeDefaults>
-    <o:shapedefaults v:ext="edit" spidmax="39938"/>
-    <o:shapelayout v:ext="edit">
-      <o:idmap v:ext="edit" data="1"/>
-      <o:rules v:ext="edit">
-        <o:r id="V:Rule3" type="connector" idref="#_x0000_s1031"/>
-        <o:r id="V:Rule4" type="connector" idref="#_x0000_s1032"/>
-      </o:rules>
-    </o:shapelayout>
-  </w:shapeDefaults>
-  <w:decimalSymbol w:val="."/>
-  <w:listSeparator w:val=","/>
-</w:settings>
-</file>
-
-<file path=./word/styles.xml><?xml version="1.0" encoding="utf-8"?>
+<file path=word/styles.xml><?xml version="1.0" encoding="utf-8"?>
 <w:styles xmlns:r="http://schemas.openxmlformats.org/officeDocument/2006/relationships" xmlns:w="http://schemas.openxmlformats.org/wordprocessingml/2006/main">
   <w:docDefaults>
     <w:rPrDefault>
@@ -2823,7 +2566,7 @@
 </w:styles>
 </file>
 
-<file path=./word/theme/theme1.xml><?xml version="1.0" encoding="utf-8"?>
+<file path=word/theme/theme1.xml><?xml version="1.0" encoding="utf-8"?>
 <a:theme xmlns:a="http://schemas.openxmlformats.org/drawingml/2006/main" name="Office Theme">
   <a:themeElements>
     <a:clrScheme name="Office">
@@ -3106,10 +2849,14 @@
 </a:theme>
 </file>
 
-<file path=./word/webSettings.xml><?xml version="1.0" encoding="utf-8"?>
-<w:webSettings xmlns:r="http://schemas.openxmlformats.org/officeDocument/2006/relationships" xmlns:w="http://schemas.openxmlformats.org/wordprocessingml/2006/main">
-  <w:optimizeForBrowser/>
-  <w:relyOnVML/>
-  <w:allowPNG/>
-</w:webSettings>
+<file path=customXml/item1.xml><?xml version="1.0" encoding="utf-8"?>
+<b:Sources xmlns:b="http://schemas.openxmlformats.org/officeDocument/2006/bibliography" xmlns="http://schemas.openxmlformats.org/officeDocument/2006/bibliography" SelectedStyle="\APA.XSL" StyleName="APA"/>
+</file>
+
+<file path=customXml/itemProps1.xml><?xml version="1.0" encoding="utf-8"?>
+<ds:datastoreItem xmlns:ds="http://schemas.openxmlformats.org/officeDocument/2006/customXml" ds:itemID="{0C722BF9-CEBD-4C8A-9979-B0794D071BD0}">
+  <ds:schemaRefs>
+    <ds:schemaRef ds:uri="http://schemas.openxmlformats.org/officeDocument/2006/bibliography"/>
+  </ds:schemaRefs>
+</ds:datastoreItem>
 </file>